--- a/Day 59 - Decorators/Decorators.docx
+++ b/Day 59 - Decorators/Decorators.docx
@@ -27,11 +27,9 @@
       <w:r>
         <w:t xml:space="preserve">Python decorators are a powerful and versatile tool that allow you to modify the </w:t>
       </w:r>
-      <w:proofErr w:type="spellStart"/>
-      <w:r>
-        <w:t>behavior</w:t>
-      </w:r>
-      <w:proofErr w:type="spellEnd"/>
+      <w:r>
+        <w:t>behaviour</w:t>
+      </w:r>
       <w:r>
         <w:t xml:space="preserve"> of functions and methods. They are a way to extend the functionality of a function or method without modifying its source code.</w:t>
       </w:r>
@@ -51,6 +49,9 @@
     </w:p>
     <w:p>
       <w:r>
+        <w:rPr>
+          <w:noProof/>
+        </w:rPr>
         <w:drawing>
           <wp:inline distT="0" distB="0" distL="0" distR="0" wp14:anchorId="14498E0D" wp14:editId="64DB3228">
             <wp:extent cx="1771897" cy="838317"/>
@@ -95,6 +96,9 @@
     </w:p>
     <w:p>
       <w:r>
+        <w:rPr>
+          <w:noProof/>
+        </w:rPr>
         <w:drawing>
           <wp:inline distT="0" distB="0" distL="0" distR="0" wp14:anchorId="33E17FDC" wp14:editId="6CF2E553">
             <wp:extent cx="3839111" cy="790685"/>
@@ -169,6 +173,9 @@
     </w:p>
     <w:p>
       <w:r>
+        <w:rPr>
+          <w:noProof/>
+        </w:rPr>
         <w:drawing>
           <wp:inline distT="0" distB="0" distL="0" distR="0" wp14:anchorId="0C4384BD" wp14:editId="174AD6DA">
             <wp:extent cx="5731510" cy="2259330"/>
@@ -892,6 +899,7 @@
   <w:style w:type="character" w:default="1" w:styleId="DefaultParagraphFont">
     <w:name w:val="Default Paragraph Font"/>
     <w:uiPriority w:val="1"/>
+    <w:semiHidden/>
     <w:unhideWhenUsed/>
   </w:style>
   <w:style w:type="table" w:default="1" w:styleId="TableNormal">
